--- a/pr-preview/pr-224/mcmc-handout.docx
+++ b/pr-preview/pr-224/mcmc-handout.docx
@@ -15,7 +15,7 @@
         <w:pStyle w:val="Date"/>
       </w:pPr>
       <w:r>
-        <w:t xml:space="preserve">Last modified: 2026-10-15 15:28:39 (PDT)</w:t>
+        <w:t xml:space="preserve">Last modified: 2026-10-16 03:12:26 (PDT)</w:t>
       </w:r>
     </w:p>
     <w:p>
@@ -188,16 +188,21 @@
           </m:rPr>
           <m:t>(</m:t>
         </m:r>
-        <m:acc>
-          <m:accPr>
-            <m:chr m:val="̃"/>
-          </m:accPr>
+        <m:limLow>
           <m:e>
             <m:r>
               <m:t>y</m:t>
             </m:r>
           </m:e>
-        </m:acc>
+          <m:lim>
+            <m:r>
+              <m:rPr>
+                <m:sty m:val="p"/>
+              </m:rPr>
+              <m:t>∼</m:t>
+            </m:r>
+          </m:lim>
+        </m:limLow>
         <m:r>
           <m:rPr>
             <m:sty m:val="p"/>
@@ -303,16 +308,21 @@
       <m:oMath>
         <m:sSup>
           <m:e>
-            <m:acc>
-              <m:accPr>
-                <m:chr m:val="̃"/>
-              </m:accPr>
+            <m:limLow>
               <m:e>
                 <m:r>
                   <m:t>θ</m:t>
                 </m:r>
               </m:e>
-            </m:acc>
+              <m:lim>
+                <m:r>
+                  <m:rPr>
+                    <m:sty m:val="p"/>
+                  </m:rPr>
+                  <m:t>∼</m:t>
+                </m:r>
+              </m:lim>
+            </m:limLow>
           </m:e>
           <m:sup>
             <m:r>
@@ -340,16 +350,21 @@
         </m:r>
         <m:sSup>
           <m:e>
-            <m:acc>
-              <m:accPr>
-                <m:chr m:val="̃"/>
-              </m:accPr>
+            <m:limLow>
               <m:e>
                 <m:r>
                   <m:t>θ</m:t>
                 </m:r>
               </m:e>
-            </m:acc>
+              <m:lim>
+                <m:r>
+                  <m:rPr>
+                    <m:sty m:val="p"/>
+                  </m:rPr>
+                  <m:t>∼</m:t>
+                </m:r>
+              </m:lim>
+            </m:limLow>
           </m:e>
           <m:sup>
             <m:r>
@@ -403,16 +418,21 @@
       <m:oMath>
         <m:sSup>
           <m:e>
-            <m:acc>
-              <m:accPr>
-                <m:chr m:val="̃"/>
-              </m:accPr>
+            <m:limLow>
               <m:e>
                 <m:r>
                   <m:t>θ</m:t>
                 </m:r>
               </m:e>
-            </m:acc>
+              <m:lim>
+                <m:r>
+                  <m:rPr>
+                    <m:sty m:val="p"/>
+                  </m:rPr>
+                  <m:t>∼</m:t>
+                </m:r>
+              </m:lim>
+            </m:limLow>
           </m:e>
           <m:sup>
             <m:r>
@@ -1033,16 +1053,21 @@
         <w:t xml:space="preserve"> </w:t>
       </w:r>
       <m:oMath>
-        <m:acc>
-          <m:accPr>
-            <m:chr m:val="̃"/>
-          </m:accPr>
+        <m:limLow>
           <m:e>
             <m:r>
               <m:t>θ</m:t>
             </m:r>
           </m:e>
-        </m:acc>
+          <m:lim>
+            <m:r>
+              <m:rPr>
+                <m:sty m:val="p"/>
+              </m:rPr>
+              <m:t>∼</m:t>
+            </m:r>
+          </m:lim>
+        </m:limLow>
       </m:oMath>
       <w:r>
         <w:t xml:space="preserve">,</w:t>
@@ -1075,16 +1100,21 @@
             </m:rPr>
             <m:t>(</m:t>
           </m:r>
-          <m:acc>
-            <m:accPr>
-              <m:chr m:val="̃"/>
-            </m:accPr>
+          <m:limLow>
             <m:e>
               <m:r>
                 <m:t>y</m:t>
               </m:r>
             </m:e>
-          </m:acc>
+            <m:lim>
+              <m:r>
+                <m:rPr>
+                  <m:sty m:val="p"/>
+                </m:rPr>
+                <m:t>∼</m:t>
+              </m:r>
+            </m:lim>
+          </m:limLow>
           <m:r>
             <m:rPr>
               <m:sty m:val="p"/>
@@ -1115,32 +1145,42 @@
             </m:rPr>
             <m:t>(</m:t>
           </m:r>
-          <m:acc>
-            <m:accPr>
-              <m:chr m:val="̃"/>
-            </m:accPr>
+          <m:limLow>
             <m:e>
               <m:r>
                 <m:t>y</m:t>
               </m:r>
             </m:e>
-          </m:acc>
+            <m:lim>
+              <m:r>
+                <m:rPr>
+                  <m:sty m:val="p"/>
+                </m:rPr>
+                <m:t>∼</m:t>
+              </m:r>
+            </m:lim>
+          </m:limLow>
           <m:r>
             <m:rPr>
               <m:sty m:val="p"/>
             </m:rPr>
             <m:t>∣</m:t>
           </m:r>
-          <m:acc>
-            <m:accPr>
-              <m:chr m:val="̃"/>
-            </m:accPr>
+          <m:limLow>
             <m:e>
               <m:r>
                 <m:t>θ</m:t>
               </m:r>
             </m:e>
-          </m:acc>
+            <m:lim>
+              <m:r>
+                <m:rPr>
+                  <m:sty m:val="p"/>
+                </m:rPr>
+                <m:t>∼</m:t>
+              </m:r>
+            </m:lim>
+          </m:limLow>
           <m:r>
             <m:rPr>
               <m:sty m:val="p"/>
@@ -1162,16 +1202,21 @@
             </m:rPr>
             <m:t>(</m:t>
           </m:r>
-          <m:acc>
-            <m:accPr>
-              <m:chr m:val="̃"/>
-            </m:accPr>
+          <m:limLow>
             <m:e>
               <m:r>
                 <m:t>θ</m:t>
               </m:r>
             </m:e>
-          </m:acc>
+            <m:lim>
+              <m:r>
+                <m:rPr>
+                  <m:sty m:val="p"/>
+                </m:rPr>
+                <m:t>∼</m:t>
+              </m:r>
+            </m:lim>
+          </m:limLow>
           <m:r>
             <m:rPr>
               <m:sty m:val="p"/>
@@ -1184,16 +1229,21 @@
           <m:r>
             <m:t>d</m:t>
           </m:r>
-          <m:acc>
-            <m:accPr>
-              <m:chr m:val="̃"/>
-            </m:accPr>
+          <m:limLow>
             <m:e>
               <m:r>
                 <m:t>θ</m:t>
               </m:r>
             </m:e>
-          </m:acc>
+            <m:lim>
+              <m:r>
+                <m:rPr>
+                  <m:sty m:val="p"/>
+                </m:rPr>
+                <m:t>∼</m:t>
+              </m:r>
+            </m:lim>
+          </m:limLow>
           <m:r>
             <m:rPr>
               <m:sty m:val="p"/>
@@ -1214,16 +1264,21 @@
         <w:t xml:space="preserve"> </w:t>
       </w:r>
       <m:oMath>
-        <m:acc>
-          <m:accPr>
-            <m:chr m:val="̃"/>
-          </m:accPr>
+        <m:limLow>
           <m:e>
             <m:r>
               <m:t>θ</m:t>
             </m:r>
           </m:e>
-        </m:acc>
+          <m:lim>
+            <m:r>
+              <m:rPr>
+                <m:sty m:val="p"/>
+              </m:rPr>
+              <m:t>∼</m:t>
+            </m:r>
+          </m:lim>
+        </m:limLow>
       </m:oMath>
       <w:r>
         <w:t xml:space="preserve"> </w:t>
@@ -1241,16 +1296,21 @@
         <w:t xml:space="preserve"> </w:t>
       </w:r>
       <m:oMath>
-        <m:acc>
-          <m:accPr>
-            <m:chr m:val="̃"/>
-          </m:accPr>
+        <m:limLow>
           <m:e>
             <m:r>
               <m:t>θ</m:t>
             </m:r>
           </m:e>
-        </m:acc>
+          <m:lim>
+            <m:r>
+              <m:rPr>
+                <m:sty m:val="p"/>
+              </m:rPr>
+              <m:t>∼</m:t>
+            </m:r>
+          </m:lim>
+        </m:limLow>
       </m:oMath>
       <w:r>
         <w:t xml:space="preserve"> </w:t>
@@ -1297,16 +1357,21 @@
         </m:r>
         <m:sSup>
           <m:e>
-            <m:acc>
-              <m:accPr>
-                <m:chr m:val="̃"/>
-              </m:accPr>
+            <m:limLow>
               <m:e>
                 <m:r>
                   <m:t>θ</m:t>
                 </m:r>
               </m:e>
-            </m:acc>
+              <m:lim>
+                <m:r>
+                  <m:rPr>
+                    <m:sty m:val="p"/>
+                  </m:rPr>
+                  <m:t>∼</m:t>
+                </m:r>
+              </m:lim>
+            </m:limLow>
           </m:e>
           <m:sup>
             <m:r>
@@ -1323,16 +1388,21 @@
           </m:rPr>
           <m:t>∣</m:t>
         </m:r>
-        <m:acc>
-          <m:accPr>
-            <m:chr m:val="̃"/>
-          </m:accPr>
+        <m:limLow>
           <m:e>
             <m:r>
               <m:t>y</m:t>
             </m:r>
           </m:e>
-        </m:acc>
+          <m:lim>
+            <m:r>
+              <m:rPr>
+                <m:sty m:val="p"/>
+              </m:rPr>
+              <m:t>∼</m:t>
+            </m:r>
+          </m:lim>
+        </m:limLow>
         <m:r>
           <m:rPr>
             <m:sty m:val="p"/>
@@ -1357,32 +1427,42 @@
           </m:rPr>
           <m:t>(</m:t>
         </m:r>
-        <m:acc>
-          <m:accPr>
-            <m:chr m:val="̃"/>
-          </m:accPr>
+        <m:limLow>
           <m:e>
             <m:r>
               <m:t>θ</m:t>
             </m:r>
           </m:e>
-        </m:acc>
+          <m:lim>
+            <m:r>
+              <m:rPr>
+                <m:sty m:val="p"/>
+              </m:rPr>
+              <m:t>∼</m:t>
+            </m:r>
+          </m:lim>
+        </m:limLow>
         <m:r>
           <m:rPr>
             <m:sty m:val="p"/>
           </m:rPr>
           <m:t>∣</m:t>
         </m:r>
-        <m:acc>
-          <m:accPr>
-            <m:chr m:val="̃"/>
-          </m:accPr>
+        <m:limLow>
           <m:e>
             <m:r>
               <m:t>y</m:t>
             </m:r>
           </m:e>
-        </m:acc>
+          <m:lim>
+            <m:r>
+              <m:rPr>
+                <m:sty m:val="p"/>
+              </m:rPr>
+              <m:t>∼</m:t>
+            </m:r>
+          </m:lim>
+        </m:limLow>
         <m:r>
           <m:rPr>
             <m:sty m:val="p"/>
@@ -1434,16 +1514,21 @@
       <m:oMath>
         <m:sSup>
           <m:e>
-            <m:acc>
-              <m:accPr>
-                <m:chr m:val="̃"/>
-              </m:accPr>
+            <m:limLow>
               <m:e>
                 <m:r>
                   <m:t>θ</m:t>
                 </m:r>
               </m:e>
-            </m:acc>
+              <m:lim>
+                <m:r>
+                  <m:rPr>
+                    <m:sty m:val="p"/>
+                  </m:rPr>
+                  <m:t>∼</m:t>
+                </m:r>
+              </m:lim>
+            </m:limLow>
           </m:e>
           <m:sup>
             <m:r>
@@ -1483,16 +1568,21 @@
         </m:r>
         <m:sSup>
           <m:e>
-            <m:acc>
-              <m:accPr>
-                <m:chr m:val="̃"/>
-              </m:accPr>
+            <m:limLow>
               <m:e>
                 <m:r>
                   <m:t>θ</m:t>
                 </m:r>
               </m:e>
-            </m:acc>
+              <m:lim>
+                <m:r>
+                  <m:rPr>
+                    <m:sty m:val="p"/>
+                  </m:rPr>
+                  <m:t>∼</m:t>
+                </m:r>
+              </m:lim>
+            </m:limLow>
           </m:e>
           <m:sup>
             <m:r>
@@ -1548,32 +1638,42 @@
           </m:rPr>
           <m:t>(</m:t>
         </m:r>
-        <m:acc>
-          <m:accPr>
-            <m:chr m:val="̃"/>
-          </m:accPr>
+        <m:limLow>
           <m:e>
             <m:r>
               <m:t>θ</m:t>
             </m:r>
           </m:e>
-        </m:acc>
+          <m:lim>
+            <m:r>
+              <m:rPr>
+                <m:sty m:val="p"/>
+              </m:rPr>
+              <m:t>∼</m:t>
+            </m:r>
+          </m:lim>
+        </m:limLow>
         <m:r>
           <m:rPr>
             <m:sty m:val="p"/>
           </m:rPr>
           <m:t>∣</m:t>
         </m:r>
-        <m:acc>
-          <m:accPr>
-            <m:chr m:val="̃"/>
-          </m:accPr>
+        <m:limLow>
           <m:e>
             <m:r>
               <m:t>y</m:t>
             </m:r>
           </m:e>
-        </m:acc>
+          <m:lim>
+            <m:r>
+              <m:rPr>
+                <m:sty m:val="p"/>
+              </m:rPr>
+              <m:t>∼</m:t>
+            </m:r>
+          </m:lim>
+        </m:limLow>
         <m:r>
           <m:rPr>
             <m:sty m:val="p"/>
@@ -1650,16 +1750,21 @@
               </m:rPr>
               <m:t>(</m:t>
             </m:r>
-            <m:acc>
-              <m:accPr>
-                <m:chr m:val="̃"/>
-              </m:accPr>
+            <m:limLow>
               <m:e>
                 <m:r>
                   <m:t>θ</m:t>
                 </m:r>
               </m:e>
-            </m:acc>
+              <m:lim>
+                <m:r>
+                  <m:rPr>
+                    <m:sty m:val="p"/>
+                  </m:rPr>
+                  <m:t>∼</m:t>
+                </m:r>
+              </m:lim>
+            </m:limLow>
             <m:r>
               <m:rPr>
                 <m:sty m:val="p"/>
@@ -1672,16 +1777,21 @@
               </m:rPr>
               <m:t>∣</m:t>
             </m:r>
-            <m:acc>
-              <m:accPr>
-                <m:chr m:val="̃"/>
-              </m:accPr>
+            <m:limLow>
               <m:e>
                 <m:r>
                   <m:t>y</m:t>
                 </m:r>
               </m:e>
-            </m:acc>
+              <m:lim>
+                <m:r>
+                  <m:rPr>
+                    <m:sty m:val="p"/>
+                  </m:rPr>
+                  <m:t>∼</m:t>
+                </m:r>
+              </m:lim>
+            </m:limLow>
           </m:e>
         </m:d>
         <m:r>
@@ -1764,16 +1874,21 @@
             <m:e>
               <m:sSup>
                 <m:e>
-                  <m:acc>
-                    <m:accPr>
-                      <m:chr m:val="̃"/>
-                    </m:accPr>
+                  <m:limLow>
                     <m:e>
                       <m:r>
                         <m:t>θ</m:t>
                       </m:r>
                     </m:e>
-                  </m:acc>
+                    <m:lim>
+                      <m:r>
+                        <m:rPr>
+                          <m:sty m:val="p"/>
+                        </m:rPr>
+                        <m:t>∼</m:t>
+                      </m:r>
+                    </m:lim>
+                  </m:limLow>
                 </m:e>
                 <m:sup>
                   <m:r>
@@ -2783,16 +2898,21 @@
       <m:oMath>
         <m:sSup>
           <m:e>
-            <m:acc>
-              <m:accPr>
-                <m:chr m:val="̃"/>
-              </m:accPr>
+            <m:limLow>
               <m:e>
                 <m:r>
                   <m:t>θ</m:t>
                 </m:r>
               </m:e>
-            </m:acc>
+              <m:lim>
+                <m:r>
+                  <m:rPr>
+                    <m:sty m:val="p"/>
+                  </m:rPr>
+                  <m:t>∼</m:t>
+                </m:r>
+              </m:lim>
+            </m:limLow>
           </m:e>
           <m:sup>
             <m:r>
@@ -2820,16 +2940,21 @@
         </m:r>
         <m:sSup>
           <m:e>
-            <m:acc>
-              <m:accPr>
-                <m:chr m:val="̃"/>
-              </m:accPr>
+            <m:limLow>
               <m:e>
                 <m:r>
                   <m:t>θ</m:t>
                 </m:r>
               </m:e>
-            </m:acc>
+              <m:lim>
+                <m:r>
+                  <m:rPr>
+                    <m:sty m:val="p"/>
+                  </m:rPr>
+                  <m:t>∼</m:t>
+                </m:r>
+              </m:lim>
+            </m:limLow>
           </m:e>
           <m:sup>
             <m:r>
@@ -2907,16 +3032,21 @@
       <m:oMath>
         <m:sSup>
           <m:e>
-            <m:acc>
-              <m:accPr>
-                <m:chr m:val="̃"/>
-              </m:accPr>
+            <m:limLow>
               <m:e>
                 <m:r>
                   <m:t>θ</m:t>
                 </m:r>
               </m:e>
-            </m:acc>
+              <m:lim>
+                <m:r>
+                  <m:rPr>
+                    <m:sty m:val="p"/>
+                  </m:rPr>
+                  <m:t>∼</m:t>
+                </m:r>
+              </m:lim>
+            </m:limLow>
           </m:e>
           <m:sup>
             <m:r>
@@ -2964,16 +3094,21 @@
       <m:oMath>
         <m:sSup>
           <m:e>
-            <m:acc>
-              <m:accPr>
-                <m:chr m:val="̃"/>
-              </m:accPr>
+            <m:limLow>
               <m:e>
                 <m:r>
                   <m:t>θ</m:t>
                 </m:r>
               </m:e>
-            </m:acc>
+              <m:lim>
+                <m:r>
+                  <m:rPr>
+                    <m:sty m:val="p"/>
+                  </m:rPr>
+                  <m:t>∼</m:t>
+                </m:r>
+              </m:lim>
+            </m:limLow>
           </m:e>
           <m:sup>
             <m:r>
@@ -3026,16 +3161,21 @@
             <m:e>
               <m:sSup>
                 <m:e>
-                  <m:acc>
-                    <m:accPr>
-                      <m:chr m:val="̃"/>
-                    </m:accPr>
+                  <m:limLow>
                     <m:e>
                       <m:r>
                         <m:t>θ</m:t>
                       </m:r>
                     </m:e>
-                  </m:acc>
+                    <m:lim>
+                      <m:r>
+                        <m:rPr>
+                          <m:sty m:val="p"/>
+                        </m:rPr>
+                        <m:t>∼</m:t>
+                      </m:r>
+                    </m:lim>
+                  </m:limLow>
                 </m:e>
                 <m:sup>
                   <m:r>
@@ -3072,16 +3212,21 @@
               </m:r>
               <m:sSup>
                 <m:e>
-                  <m:acc>
-                    <m:accPr>
-                      <m:chr m:val="̃"/>
-                    </m:accPr>
+                  <m:limLow>
                     <m:e>
                       <m:r>
                         <m:t>θ</m:t>
                       </m:r>
                     </m:e>
-                  </m:acc>
+                    <m:lim>
+                      <m:r>
+                        <m:rPr>
+                          <m:sty m:val="p"/>
+                        </m:rPr>
+                        <m:t>∼</m:t>
+                      </m:r>
+                    </m:lim>
+                  </m:limLow>
                 </m:e>
                 <m:sup>
                   <m:r>
@@ -3109,16 +3254,21 @@
               </m:r>
               <m:sSup>
                 <m:e>
-                  <m:acc>
-                    <m:accPr>
-                      <m:chr m:val="̃"/>
-                    </m:accPr>
+                  <m:limLow>
                     <m:e>
                       <m:r>
                         <m:t>θ</m:t>
                       </m:r>
                     </m:e>
-                  </m:acc>
+                    <m:lim>
+                      <m:r>
+                        <m:rPr>
+                          <m:sty m:val="p"/>
+                        </m:rPr>
+                        <m:t>∼</m:t>
+                      </m:r>
+                    </m:lim>
+                  </m:limLow>
                 </m:e>
                 <m:sup>
                   <m:r>
@@ -3167,16 +3317,21 @@
               </m:r>
               <m:sSup>
                 <m:e>
-                  <m:acc>
-                    <m:accPr>
-                      <m:chr m:val="̃"/>
-                    </m:accPr>
+                  <m:limLow>
                     <m:e>
                       <m:r>
                         <m:t>θ</m:t>
                       </m:r>
                     </m:e>
-                  </m:acc>
+                    <m:lim>
+                      <m:r>
+                        <m:rPr>
+                          <m:sty m:val="p"/>
+                        </m:rPr>
+                        <m:t>∼</m:t>
+                      </m:r>
+                    </m:lim>
+                  </m:limLow>
                 </m:e>
                 <m:sup>
                   <m:r>
@@ -3226,16 +3381,21 @@
             <m:e>
               <m:sSup>
                 <m:e>
-                  <m:acc>
-                    <m:accPr>
-                      <m:chr m:val="̃"/>
-                    </m:accPr>
+                  <m:limLow>
                     <m:e>
                       <m:r>
                         <m:t>θ</m:t>
                       </m:r>
                     </m:e>
-                  </m:acc>
+                    <m:lim>
+                      <m:r>
+                        <m:rPr>
+                          <m:sty m:val="p"/>
+                        </m:rPr>
+                        <m:t>∼</m:t>
+                      </m:r>
+                    </m:lim>
+                  </m:limLow>
                 </m:e>
                 <m:sup>
                   <m:r>
@@ -3272,16 +3432,21 @@
               </m:r>
               <m:sSup>
                 <m:e>
-                  <m:acc>
-                    <m:accPr>
-                      <m:chr m:val="̃"/>
-                    </m:accPr>
+                  <m:limLow>
                     <m:e>
                       <m:r>
                         <m:t>θ</m:t>
                       </m:r>
                     </m:e>
-                  </m:acc>
+                    <m:lim>
+                      <m:r>
+                        <m:rPr>
+                          <m:sty m:val="p"/>
+                        </m:rPr>
+                        <m:t>∼</m:t>
+                      </m:r>
+                    </m:lim>
+                  </m:limLow>
                 </m:e>
                 <m:sup>
                   <m:r>
@@ -3387,16 +3552,21 @@
       <m:oMath>
         <m:sSup>
           <m:e>
-            <m:acc>
-              <m:accPr>
-                <m:chr m:val="̃"/>
-              </m:accPr>
+            <m:limLow>
               <m:e>
                 <m:r>
                   <m:t>θ</m:t>
                 </m:r>
               </m:e>
-            </m:acc>
+              <m:lim>
+                <m:r>
+                  <m:rPr>
+                    <m:sty m:val="p"/>
+                  </m:rPr>
+                  <m:t>∼</m:t>
+                </m:r>
+              </m:lim>
+            </m:limLow>
           </m:e>
           <m:sup>
             <m:r>
@@ -3440,16 +3610,21 @@
       <m:oMath>
         <m:sSup>
           <m:e>
-            <m:acc>
-              <m:accPr>
-                <m:chr m:val="̃"/>
-              </m:accPr>
+            <m:limLow>
               <m:e>
                 <m:r>
                   <m:t>θ</m:t>
                 </m:r>
               </m:e>
-            </m:acc>
+              <m:lim>
+                <m:r>
+                  <m:rPr>
+                    <m:sty m:val="p"/>
+                  </m:rPr>
+                  <m:t>∼</m:t>
+                </m:r>
+              </m:lim>
+            </m:limLow>
           </m:e>
           <m:sup>
             <m:r>
@@ -10344,16 +10519,21 @@
       <m:oMath>
         <m:sSup>
           <m:e>
-            <m:acc>
-              <m:accPr>
-                <m:chr m:val="̃"/>
-              </m:accPr>
+            <m:limLow>
               <m:e>
                 <m:r>
                   <m:t>θ</m:t>
                 </m:r>
               </m:e>
-            </m:acc>
+              <m:lim>
+                <m:r>
+                  <m:rPr>
+                    <m:sty m:val="p"/>
+                  </m:rPr>
+                  <m:t>∼</m:t>
+                </m:r>
+              </m:lim>
+            </m:limLow>
           </m:e>
           <m:sup>
             <m:r>
@@ -10438,32 +10618,42 @@
           </m:rPr>
           <m:t>(</m:t>
         </m:r>
-        <m:acc>
-          <m:accPr>
-            <m:chr m:val="̃"/>
-          </m:accPr>
+        <m:limLow>
           <m:e>
             <m:r>
               <m:t>θ</m:t>
             </m:r>
           </m:e>
-        </m:acc>
+          <m:lim>
+            <m:r>
+              <m:rPr>
+                <m:sty m:val="p"/>
+              </m:rPr>
+              <m:t>∼</m:t>
+            </m:r>
+          </m:lim>
+        </m:limLow>
         <m:r>
           <m:rPr>
             <m:sty m:val="p"/>
           </m:rPr>
           <m:t>∣</m:t>
         </m:r>
-        <m:acc>
-          <m:accPr>
-            <m:chr m:val="̃"/>
-          </m:accPr>
+        <m:limLow>
           <m:e>
             <m:r>
               <m:t>y</m:t>
             </m:r>
           </m:e>
-        </m:acc>
+          <m:lim>
+            <m:r>
+              <m:rPr>
+                <m:sty m:val="p"/>
+              </m:rPr>
+              <m:t>∼</m:t>
+            </m:r>
+          </m:lim>
+        </m:limLow>
         <m:r>
           <m:rPr>
             <m:sty m:val="p"/>
@@ -10589,16 +10779,21 @@
           </m:rPr>
           <m:t>∣</m:t>
         </m:r>
-        <m:acc>
-          <m:accPr>
-            <m:chr m:val="̃"/>
-          </m:accPr>
+        <m:limLow>
           <m:e>
             <m:r>
               <m:t>θ</m:t>
             </m:r>
           </m:e>
-        </m:acc>
+          <m:lim>
+            <m:r>
+              <m:rPr>
+                <m:sty m:val="p"/>
+              </m:rPr>
+              <m:t>∼</m:t>
+            </m:r>
+          </m:lim>
+        </m:limLow>
         <m:r>
           <m:rPr>
             <m:sty m:val="p"/>
@@ -10624,16 +10819,21 @@
       <m:oMath>
         <m:sSup>
           <m:e>
-            <m:acc>
-              <m:accPr>
-                <m:chr m:val="̃"/>
-              </m:accPr>
+            <m:limLow>
               <m:e>
                 <m:r>
                   <m:t>θ</m:t>
                 </m:r>
               </m:e>
-            </m:acc>
+              <m:lim>
+                <m:r>
+                  <m:rPr>
+                    <m:sty m:val="p"/>
+                  </m:rPr>
+                  <m:t>∼</m:t>
+                </m:r>
+              </m:lim>
+            </m:limLow>
           </m:e>
           <m:sup>
             <m:r>
@@ -10655,16 +10855,21 @@
         <w:t xml:space="preserve"> </w:t>
       </w:r>
       <m:oMath>
-        <m:acc>
-          <m:accPr>
-            <m:chr m:val="̃"/>
-          </m:accPr>
+        <m:limLow>
           <m:e>
             <m:r>
               <m:t>θ</m:t>
             </m:r>
           </m:e>
-        </m:acc>
+          <m:lim>
+            <m:r>
+              <m:rPr>
+                <m:sty m:val="p"/>
+              </m:rPr>
+              <m:t>∼</m:t>
+            </m:r>
+          </m:lim>
+        </m:limLow>
       </m:oMath>
       <w:r>
         <w:t xml:space="preserve">.</w:t>
@@ -10737,16 +10942,21 @@
         </m:r>
         <m:sSup>
           <m:e>
-            <m:acc>
-              <m:accPr>
-                <m:chr m:val="̃"/>
-              </m:accPr>
+            <m:limLow>
               <m:e>
                 <m:r>
                   <m:t>θ</m:t>
                 </m:r>
               </m:e>
-            </m:acc>
+              <m:lim>
+                <m:r>
+                  <m:rPr>
+                    <m:sty m:val="p"/>
+                  </m:rPr>
+                  <m:t>∼</m:t>
+                </m:r>
+              </m:lim>
+            </m:limLow>
           </m:e>
           <m:sup>
             <m:r>
@@ -10763,16 +10973,21 @@
           </m:rPr>
           <m:t>∣</m:t>
         </m:r>
-        <m:acc>
-          <m:accPr>
-            <m:chr m:val="̃"/>
-          </m:accPr>
+        <m:limLow>
           <m:e>
             <m:r>
               <m:t>θ</m:t>
             </m:r>
           </m:e>
-        </m:acc>
+          <m:lim>
+            <m:r>
+              <m:rPr>
+                <m:sty m:val="p"/>
+              </m:rPr>
+              <m:t>∼</m:t>
+            </m:r>
+          </m:lim>
+        </m:limLow>
         <m:r>
           <m:rPr>
             <m:sty m:val="p"/>
@@ -10794,16 +11009,21 @@
           </m:rPr>
           <m:t>(</m:t>
         </m:r>
-        <m:acc>
-          <m:accPr>
-            <m:chr m:val="̃"/>
-          </m:accPr>
+        <m:limLow>
           <m:e>
             <m:r>
               <m:t>θ</m:t>
             </m:r>
           </m:e>
-        </m:acc>
+          <m:lim>
+            <m:r>
+              <m:rPr>
+                <m:sty m:val="p"/>
+              </m:rPr>
+              <m:t>∼</m:t>
+            </m:r>
+          </m:lim>
+        </m:limLow>
         <m:r>
           <m:rPr>
             <m:sty m:val="p"/>
@@ -10812,16 +11032,21 @@
         </m:r>
         <m:sSup>
           <m:e>
-            <m:acc>
-              <m:accPr>
-                <m:chr m:val="̃"/>
-              </m:accPr>
+            <m:limLow>
               <m:e>
                 <m:r>
                   <m:t>θ</m:t>
                 </m:r>
               </m:e>
-            </m:acc>
+              <m:lim>
+                <m:r>
+                  <m:rPr>
+                    <m:sty m:val="p"/>
+                  </m:rPr>
+                  <m:t>∼</m:t>
+                </m:r>
+              </m:lim>
+            </m:limLow>
           </m:e>
           <m:sup>
             <m:r>
@@ -10849,16 +11074,21 @@
         <w:t xml:space="preserve"> </w:t>
       </w:r>
       <m:oMath>
-        <m:acc>
-          <m:accPr>
-            <m:chr m:val="̃"/>
-          </m:accPr>
+        <m:limLow>
           <m:e>
             <m:r>
               <m:t>θ</m:t>
             </m:r>
           </m:e>
-        </m:acc>
+          <m:lim>
+            <m:r>
+              <m:rPr>
+                <m:sty m:val="p"/>
+              </m:rPr>
+              <m:t>∼</m:t>
+            </m:r>
+          </m:lim>
+        </m:limLow>
       </m:oMath>
       <w:r>
         <w:t xml:space="preserve"> </w:t>
@@ -10872,16 +11102,21 @@
       <m:oMath>
         <m:sSup>
           <m:e>
-            <m:acc>
-              <m:accPr>
-                <m:chr m:val="̃"/>
-              </m:accPr>
+            <m:limLow>
               <m:e>
                 <m:r>
                   <m:t>θ</m:t>
                 </m:r>
               </m:e>
-            </m:acc>
+              <m:lim>
+                <m:r>
+                  <m:rPr>
+                    <m:sty m:val="p"/>
+                  </m:rPr>
+                  <m:t>∼</m:t>
+                </m:r>
+              </m:lim>
+            </m:limLow>
           </m:e>
           <m:sup>
             <m:r>
@@ -11237,32 +11472,42 @@
           </m:rPr>
           <m:t>(</m:t>
         </m:r>
-        <m:acc>
-          <m:accPr>
-            <m:chr m:val="̃"/>
-          </m:accPr>
+        <m:limLow>
           <m:e>
             <m:r>
               <m:t>θ</m:t>
             </m:r>
           </m:e>
-        </m:acc>
+          <m:lim>
+            <m:r>
+              <m:rPr>
+                <m:sty m:val="p"/>
+              </m:rPr>
+              <m:t>∼</m:t>
+            </m:r>
+          </m:lim>
+        </m:limLow>
         <m:r>
           <m:rPr>
             <m:sty m:val="p"/>
           </m:rPr>
           <m:t>∣</m:t>
         </m:r>
-        <m:acc>
-          <m:accPr>
-            <m:chr m:val="̃"/>
-          </m:accPr>
+        <m:limLow>
           <m:e>
             <m:r>
               <m:t>y</m:t>
             </m:r>
           </m:e>
-        </m:acc>
+          <m:lim>
+            <m:r>
+              <m:rPr>
+                <m:sty m:val="p"/>
+              </m:rPr>
+              <m:t>∼</m:t>
+            </m:r>
+          </m:lim>
+        </m:limLow>
         <m:r>
           <m:rPr>
             <m:sty m:val="p"/>
@@ -11287,32 +11532,42 @@
           </m:rPr>
           <m:t>(</m:t>
         </m:r>
-        <m:acc>
-          <m:accPr>
-            <m:chr m:val="̃"/>
-          </m:accPr>
+        <m:limLow>
           <m:e>
             <m:r>
               <m:t>y</m:t>
             </m:r>
           </m:e>
-        </m:acc>
+          <m:lim>
+            <m:r>
+              <m:rPr>
+                <m:sty m:val="p"/>
+              </m:rPr>
+              <m:t>∼</m:t>
+            </m:r>
+          </m:lim>
+        </m:limLow>
         <m:r>
           <m:rPr>
             <m:sty m:val="p"/>
           </m:rPr>
           <m:t>∣</m:t>
         </m:r>
-        <m:acc>
-          <m:accPr>
-            <m:chr m:val="̃"/>
-          </m:accPr>
+        <m:limLow>
           <m:e>
             <m:r>
               <m:t>θ</m:t>
             </m:r>
           </m:e>
-        </m:acc>
+          <m:lim>
+            <m:r>
+              <m:rPr>
+                <m:sty m:val="p"/>
+              </m:rPr>
+              <m:t>∼</m:t>
+            </m:r>
+          </m:lim>
+        </m:limLow>
         <m:r>
           <m:rPr>
             <m:sty m:val="p"/>
@@ -11334,16 +11589,21 @@
           </m:rPr>
           <m:t>(</m:t>
         </m:r>
-        <m:acc>
-          <m:accPr>
-            <m:chr m:val="̃"/>
-          </m:accPr>
+        <m:limLow>
           <m:e>
             <m:r>
               <m:t>θ</m:t>
             </m:r>
           </m:e>
-        </m:acc>
+          <m:lim>
+            <m:r>
+              <m:rPr>
+                <m:sty m:val="p"/>
+              </m:rPr>
+              <m:t>∼</m:t>
+            </m:r>
+          </m:lim>
+        </m:limLow>
         <m:r>
           <m:rPr>
             <m:sty m:val="p"/>
@@ -11394,16 +11654,21 @@
       <m:oMath>
         <m:sSup>
           <m:e>
-            <m:acc>
-              <m:accPr>
-                <m:chr m:val="̃"/>
-              </m:accPr>
+            <m:limLow>
               <m:e>
                 <m:r>
                   <m:t>θ</m:t>
                 </m:r>
               </m:e>
-            </m:acc>
+              <m:lim>
+                <m:r>
+                  <m:rPr>
+                    <m:sty m:val="p"/>
+                  </m:rPr>
+                  <m:t>∼</m:t>
+                </m:r>
+              </m:lim>
+            </m:limLow>
           </m:e>
           <m:sup>
             <m:r>
@@ -11433,16 +11698,21 @@
       <m:oMath>
         <m:sSup>
           <m:e>
-            <m:acc>
-              <m:accPr>
-                <m:chr m:val="̃"/>
-              </m:accPr>
+            <m:limLow>
               <m:e>
                 <m:r>
                   <m:t>θ</m:t>
                 </m:r>
               </m:e>
-            </m:acc>
+              <m:lim>
+                <m:r>
+                  <m:rPr>
+                    <m:sty m:val="p"/>
+                  </m:rPr>
+                  <m:t>∼</m:t>
+                </m:r>
+              </m:lim>
+            </m:limLow>
           </m:e>
           <m:sup>
             <m:r>
@@ -11528,16 +11798,21 @@
                 </m:rPr>
                 <m:t>(</m:t>
               </m:r>
-              <m:acc>
-                <m:accPr>
-                  <m:chr m:val="̃"/>
-                </m:accPr>
+              <m:limLow>
                 <m:e>
                   <m:r>
                     <m:t>y</m:t>
                   </m:r>
                 </m:e>
-              </m:acc>
+                <m:lim>
+                  <m:r>
+                    <m:rPr>
+                      <m:sty m:val="p"/>
+                    </m:rPr>
+                    <m:t>∼</m:t>
+                  </m:r>
+                </m:lim>
+              </m:limLow>
               <m:r>
                 <m:rPr>
                   <m:sty m:val="p"/>
@@ -11546,16 +11821,21 @@
               </m:r>
               <m:sSup>
                 <m:e>
-                  <m:acc>
-                    <m:accPr>
-                      <m:chr m:val="̃"/>
-                    </m:accPr>
+                  <m:limLow>
                     <m:e>
                       <m:r>
                         <m:t>θ</m:t>
                       </m:r>
                     </m:e>
-                  </m:acc>
+                    <m:lim>
+                      <m:r>
+                        <m:rPr>
+                          <m:sty m:val="p"/>
+                        </m:rPr>
+                        <m:t>∼</m:t>
+                      </m:r>
+                    </m:lim>
+                  </m:limLow>
                 </m:e>
                 <m:sup>
                   <m:r>
@@ -11589,16 +11869,21 @@
               </m:r>
               <m:sSup>
                 <m:e>
-                  <m:acc>
-                    <m:accPr>
-                      <m:chr m:val="̃"/>
-                    </m:accPr>
+                  <m:limLow>
                     <m:e>
                       <m:r>
                         <m:t>θ</m:t>
                       </m:r>
                     </m:e>
-                  </m:acc>
+                    <m:lim>
+                      <m:r>
+                        <m:rPr>
+                          <m:sty m:val="p"/>
+                        </m:rPr>
+                        <m:t>∼</m:t>
+                      </m:r>
+                    </m:lim>
+                  </m:limLow>
                 </m:e>
                 <m:sup>
                   <m:r>
@@ -11629,16 +11914,21 @@
                 </m:rPr>
                 <m:t>(</m:t>
               </m:r>
-              <m:acc>
-                <m:accPr>
-                  <m:chr m:val="̃"/>
-                </m:accPr>
+              <m:limLow>
                 <m:e>
                   <m:r>
                     <m:t>y</m:t>
                   </m:r>
                 </m:e>
-              </m:acc>
+                <m:lim>
+                  <m:r>
+                    <m:rPr>
+                      <m:sty m:val="p"/>
+                    </m:rPr>
+                    <m:t>∼</m:t>
+                  </m:r>
+                </m:lim>
+              </m:limLow>
               <m:r>
                 <m:rPr>
                   <m:sty m:val="p"/>
@@ -11647,16 +11937,21 @@
               </m:r>
               <m:sSup>
                 <m:e>
-                  <m:acc>
-                    <m:accPr>
-                      <m:chr m:val="̃"/>
-                    </m:accPr>
+                  <m:limLow>
                     <m:e>
                       <m:r>
                         <m:t>θ</m:t>
                       </m:r>
                     </m:e>
-                  </m:acc>
+                    <m:lim>
+                      <m:r>
+                        <m:rPr>
+                          <m:sty m:val="p"/>
+                        </m:rPr>
+                        <m:t>∼</m:t>
+                      </m:r>
+                    </m:lim>
+                  </m:limLow>
                 </m:e>
                 <m:sup>
                   <m:r>
@@ -11699,16 +11994,21 @@
               </m:r>
               <m:sSup>
                 <m:e>
-                  <m:acc>
-                    <m:accPr>
-                      <m:chr m:val="̃"/>
-                    </m:accPr>
+                  <m:limLow>
                     <m:e>
                       <m:r>
                         <m:t>θ</m:t>
                       </m:r>
                     </m:e>
-                  </m:acc>
+                    <m:lim>
+                      <m:r>
+                        <m:rPr>
+                          <m:sty m:val="p"/>
+                        </m:rPr>
+                        <m:t>∼</m:t>
+                      </m:r>
+                    </m:lim>
+                  </m:limLow>
                 </m:e>
                 <m:sup>
                   <m:r>
@@ -11758,16 +12058,21 @@
               </m:r>
               <m:sSup>
                 <m:e>
-                  <m:acc>
-                    <m:accPr>
-                      <m:chr m:val="̃"/>
-                    </m:accPr>
+                  <m:limLow>
                     <m:e>
                       <m:r>
                         <m:t>θ</m:t>
                       </m:r>
                     </m:e>
-                  </m:acc>
+                    <m:lim>
+                      <m:r>
+                        <m:rPr>
+                          <m:sty m:val="p"/>
+                        </m:rPr>
+                        <m:t>∼</m:t>
+                      </m:r>
+                    </m:lim>
+                  </m:limLow>
                 </m:e>
                 <m:sup>
                   <m:r>
@@ -11795,16 +12100,21 @@
               </m:r>
               <m:sSup>
                 <m:e>
-                  <m:acc>
-                    <m:accPr>
-                      <m:chr m:val="̃"/>
-                    </m:accPr>
+                  <m:limLow>
                     <m:e>
                       <m:r>
                         <m:t>θ</m:t>
                       </m:r>
                     </m:e>
-                  </m:acc>
+                    <m:lim>
+                      <m:r>
+                        <m:rPr>
+                          <m:sty m:val="p"/>
+                        </m:rPr>
+                        <m:t>∼</m:t>
+                      </m:r>
+                    </m:lim>
+                  </m:limLow>
                 </m:e>
                 <m:sup>
                   <m:r>
@@ -11834,16 +12144,21 @@
               </m:r>
               <m:sSup>
                 <m:e>
-                  <m:acc>
-                    <m:accPr>
-                      <m:chr m:val="̃"/>
-                    </m:accPr>
+                  <m:limLow>
                     <m:e>
                       <m:r>
                         <m:t>θ</m:t>
                       </m:r>
                     </m:e>
-                  </m:acc>
+                    <m:lim>
+                      <m:r>
+                        <m:rPr>
+                          <m:sty m:val="p"/>
+                        </m:rPr>
+                        <m:t>∼</m:t>
+                      </m:r>
+                    </m:lim>
+                  </m:limLow>
                 </m:e>
                 <m:sup>
                   <m:r>
@@ -11862,16 +12177,21 @@
               </m:r>
               <m:sSup>
                 <m:e>
-                  <m:acc>
-                    <m:accPr>
-                      <m:chr m:val="̃"/>
-                    </m:accPr>
+                  <m:limLow>
                     <m:e>
                       <m:r>
                         <m:t>θ</m:t>
                       </m:r>
                     </m:e>
-                  </m:acc>
+                    <m:lim>
+                      <m:r>
+                        <m:rPr>
+                          <m:sty m:val="p"/>
+                        </m:rPr>
+                        <m:t>∼</m:t>
+                      </m:r>
+                    </m:lim>
+                  </m:limLow>
                 </m:e>
                 <m:sup>
                   <m:r>
@@ -12404,32 +12724,42 @@
           </m:rPr>
           <m:t>(</m:t>
         </m:r>
-        <m:acc>
-          <m:accPr>
-            <m:chr m:val="̃"/>
-          </m:accPr>
+        <m:limLow>
           <m:e>
             <m:r>
               <m:t>θ</m:t>
             </m:r>
           </m:e>
-        </m:acc>
+          <m:lim>
+            <m:r>
+              <m:rPr>
+                <m:sty m:val="p"/>
+              </m:rPr>
+              <m:t>∼</m:t>
+            </m:r>
+          </m:lim>
+        </m:limLow>
         <m:r>
           <m:rPr>
             <m:sty m:val="p"/>
           </m:rPr>
           <m:t>∣</m:t>
         </m:r>
-        <m:acc>
-          <m:accPr>
-            <m:chr m:val="̃"/>
-          </m:accPr>
+        <m:limLow>
           <m:e>
             <m:r>
               <m:t>y</m:t>
             </m:r>
           </m:e>
-        </m:acc>
+          <m:lim>
+            <m:r>
+              <m:rPr>
+                <m:sty m:val="p"/>
+              </m:rPr>
+              <m:t>∼</m:t>
+            </m:r>
+          </m:lim>
+        </m:limLow>
         <m:r>
           <m:rPr>
             <m:sty m:val="p"/>
@@ -12482,16 +12812,21 @@
           </m:rPr>
           <m:t>∣</m:t>
         </m:r>
-        <m:acc>
-          <m:accPr>
-            <m:chr m:val="̃"/>
-          </m:accPr>
+        <m:limLow>
           <m:e>
             <m:r>
               <m:t>θ</m:t>
             </m:r>
           </m:e>
-        </m:acc>
+          <m:lim>
+            <m:r>
+              <m:rPr>
+                <m:sty m:val="p"/>
+              </m:rPr>
+              <m:t>∼</m:t>
+            </m:r>
+          </m:lim>
+        </m:limLow>
         <m:r>
           <m:rPr>
             <m:sty m:val="p"/>
@@ -12514,16 +12849,21 @@
       <m:oMath>
         <m:sSup>
           <m:e>
-            <m:acc>
-              <m:accPr>
-                <m:chr m:val="̃"/>
-              </m:accPr>
+            <m:limLow>
               <m:e>
                 <m:r>
                   <m:t>θ</m:t>
                 </m:r>
               </m:e>
-            </m:acc>
+              <m:lim>
+                <m:r>
+                  <m:rPr>
+                    <m:sty m:val="p"/>
+                  </m:rPr>
+                  <m:t>∼</m:t>
+                </m:r>
+              </m:lim>
+            </m:limLow>
           </m:e>
           <m:sup>
             <m:r>
@@ -12575,16 +12915,21 @@
       <m:oMath>
         <m:sSup>
           <m:e>
-            <m:acc>
-              <m:accPr>
-                <m:chr m:val="̃"/>
-              </m:accPr>
+            <m:limLow>
               <m:e>
                 <m:r>
                   <m:t>θ</m:t>
                 </m:r>
               </m:e>
-            </m:acc>
+              <m:lim>
+                <m:r>
+                  <m:rPr>
+                    <m:sty m:val="p"/>
+                  </m:rPr>
+                  <m:t>∼</m:t>
+                </m:r>
+              </m:lim>
+            </m:limLow>
           </m:e>
           <m:sup>
             <m:r>
@@ -12626,16 +12971,21 @@
       <m:oMath>
         <m:sSup>
           <m:e>
-            <m:acc>
-              <m:accPr>
-                <m:chr m:val="̃"/>
-              </m:accPr>
+            <m:limLow>
               <m:e>
                 <m:r>
                   <m:t>θ</m:t>
                 </m:r>
               </m:e>
-            </m:acc>
+              <m:lim>
+                <m:r>
+                  <m:rPr>
+                    <m:sty m:val="p"/>
+                  </m:rPr>
+                  <m:t>∼</m:t>
+                </m:r>
+              </m:lim>
+            </m:limLow>
           </m:e>
           <m:sup>
             <m:r>
@@ -12689,16 +13039,21 @@
       <m:oMath>
         <m:sSup>
           <m:e>
-            <m:acc>
-              <m:accPr>
-                <m:chr m:val="̃"/>
-              </m:accPr>
+            <m:limLow>
               <m:e>
                 <m:r>
                   <m:t>θ</m:t>
                 </m:r>
               </m:e>
-            </m:acc>
+              <m:lim>
+                <m:r>
+                  <m:rPr>
+                    <m:sty m:val="p"/>
+                  </m:rPr>
+                  <m:t>∼</m:t>
+                </m:r>
+              </m:lim>
+            </m:limLow>
           </m:e>
           <m:sup>
             <m:r>
@@ -12738,16 +13093,21 @@
         </m:r>
         <m:sSup>
           <m:e>
-            <m:acc>
-              <m:accPr>
-                <m:chr m:val="̃"/>
-              </m:accPr>
+            <m:limLow>
               <m:e>
                 <m:r>
                   <m:t>θ</m:t>
                 </m:r>
               </m:e>
-            </m:acc>
+              <m:lim>
+                <m:r>
+                  <m:rPr>
+                    <m:sty m:val="p"/>
+                  </m:rPr>
+                  <m:t>∼</m:t>
+                </m:r>
+              </m:lim>
+            </m:limLow>
           </m:e>
           <m:sup>
             <m:r>
@@ -12867,16 +13227,21 @@
       <m:oMath>
         <m:sSup>
           <m:e>
-            <m:acc>
-              <m:accPr>
-                <m:chr m:val="̃"/>
-              </m:accPr>
+            <m:limLow>
               <m:e>
                 <m:r>
                   <m:t>θ</m:t>
                 </m:r>
               </m:e>
-            </m:acc>
+              <m:lim>
+                <m:r>
+                  <m:rPr>
+                    <m:sty m:val="p"/>
+                  </m:rPr>
+                  <m:t>∼</m:t>
+                </m:r>
+              </m:lim>
+            </m:limLow>
           </m:e>
           <m:sup>
             <m:r>
@@ -12913,16 +13278,21 @@
         </m:r>
         <m:sSup>
           <m:e>
-            <m:acc>
-              <m:accPr>
-                <m:chr m:val="̃"/>
-              </m:accPr>
+            <m:limLow>
               <m:e>
                 <m:r>
                   <m:t>θ</m:t>
                 </m:r>
               </m:e>
-            </m:acc>
+              <m:lim>
+                <m:r>
+                  <m:rPr>
+                    <m:sty m:val="p"/>
+                  </m:rPr>
+                  <m:t>∼</m:t>
+                </m:r>
+              </m:lim>
+            </m:limLow>
           </m:e>
           <m:sup>
             <m:r>
@@ -12952,16 +13322,21 @@
       <m:oMath>
         <m:sSup>
           <m:e>
-            <m:acc>
-              <m:accPr>
-                <m:chr m:val="̃"/>
-              </m:accPr>
+            <m:limLow>
               <m:e>
                 <m:r>
                   <m:t>θ</m:t>
                 </m:r>
               </m:e>
-            </m:acc>
+              <m:lim>
+                <m:r>
+                  <m:rPr>
+                    <m:sty m:val="p"/>
+                  </m:rPr>
+                  <m:t>∼</m:t>
+                </m:r>
+              </m:lim>
+            </m:limLow>
           </m:e>
           <m:sup>
             <m:r>
@@ -12998,16 +13373,21 @@
         </m:r>
         <m:sSup>
           <m:e>
-            <m:acc>
-              <m:accPr>
-                <m:chr m:val="̃"/>
-              </m:accPr>
+            <m:limLow>
               <m:e>
                 <m:r>
                   <m:t>θ</m:t>
                 </m:r>
               </m:e>
-            </m:acc>
+              <m:lim>
+                <m:r>
+                  <m:rPr>
+                    <m:sty m:val="p"/>
+                  </m:rPr>
+                  <m:t>∼</m:t>
+                </m:r>
+              </m:lim>
+            </m:limLow>
           </m:e>
           <m:sup>
             <m:r>
@@ -13075,16 +13455,21 @@
         </m:r>
         <m:sSup>
           <m:e>
-            <m:acc>
-              <m:accPr>
-                <m:chr m:val="̃"/>
-              </m:accPr>
+            <m:limLow>
               <m:e>
                 <m:r>
                   <m:t>θ</m:t>
                 </m:r>
               </m:e>
-            </m:acc>
+              <m:lim>
+                <m:r>
+                  <m:rPr>
+                    <m:sty m:val="p"/>
+                  </m:rPr>
+                  <m:t>∼</m:t>
+                </m:r>
+              </m:lim>
+            </m:limLow>
           </m:e>
           <m:sup>
             <m:r>
@@ -13101,16 +13486,21 @@
           </m:rPr>
           <m:t>∣</m:t>
         </m:r>
-        <m:acc>
-          <m:accPr>
-            <m:chr m:val="̃"/>
-          </m:accPr>
+        <m:limLow>
           <m:e>
             <m:r>
               <m:t>y</m:t>
             </m:r>
           </m:e>
-        </m:acc>
+          <m:lim>
+            <m:r>
+              <m:rPr>
+                <m:sty m:val="p"/>
+              </m:rPr>
+              <m:t>∼</m:t>
+            </m:r>
+          </m:lim>
+        </m:limLow>
         <m:r>
           <m:rPr>
             <m:sty m:val="p"/>
@@ -13137,16 +13527,21 @@
         </m:r>
         <m:sSup>
           <m:e>
-            <m:acc>
-              <m:accPr>
-                <m:chr m:val="̃"/>
-              </m:accPr>
+            <m:limLow>
               <m:e>
                 <m:r>
                   <m:t>θ</m:t>
                 </m:r>
               </m:e>
-            </m:acc>
+              <m:lim>
+                <m:r>
+                  <m:rPr>
+                    <m:sty m:val="p"/>
+                  </m:rPr>
+                  <m:t>∼</m:t>
+                </m:r>
+              </m:lim>
+            </m:limLow>
           </m:e>
           <m:sup>
             <m:r>
@@ -13172,16 +13567,21 @@
           </m:rPr>
           <m:t>∣</m:t>
         </m:r>
-        <m:acc>
-          <m:accPr>
-            <m:chr m:val="̃"/>
-          </m:accPr>
+        <m:limLow>
           <m:e>
             <m:r>
               <m:t>y</m:t>
             </m:r>
           </m:e>
-        </m:acc>
+          <m:lim>
+            <m:r>
+              <m:rPr>
+                <m:sty m:val="p"/>
+              </m:rPr>
+              <m:t>∼</m:t>
+            </m:r>
+          </m:lim>
+        </m:limLow>
         <m:r>
           <m:rPr>
             <m:sty m:val="p"/>
@@ -13211,16 +13611,21 @@
           </m:rPr>
           <m:t>(</m:t>
         </m:r>
-        <m:acc>
-          <m:accPr>
-            <m:chr m:val="̃"/>
-          </m:accPr>
+        <m:limLow>
           <m:e>
             <m:r>
               <m:t>y</m:t>
             </m:r>
           </m:e>
-        </m:acc>
+          <m:lim>
+            <m:r>
+              <m:rPr>
+                <m:sty m:val="p"/>
+              </m:rPr>
+              <m:t>∼</m:t>
+            </m:r>
+          </m:lim>
+        </m:limLow>
         <m:r>
           <m:rPr>
             <m:sty m:val="p"/>
@@ -13289,16 +13694,21 @@
       <m:oMath>
         <m:sSup>
           <m:e>
-            <m:acc>
-              <m:accPr>
-                <m:chr m:val="̃"/>
-              </m:accPr>
+            <m:limLow>
               <m:e>
                 <m:r>
                   <m:t>θ</m:t>
                 </m:r>
               </m:e>
-            </m:acc>
+              <m:lim>
+                <m:r>
+                  <m:rPr>
+                    <m:sty m:val="p"/>
+                  </m:rPr>
+                  <m:t>∼</m:t>
+                </m:r>
+              </m:lim>
+            </m:limLow>
           </m:e>
           <m:sup>
             <m:r>
@@ -13317,16 +13727,21 @@
         </m:r>
         <m:sSup>
           <m:e>
-            <m:acc>
-              <m:accPr>
-                <m:chr m:val="̃"/>
-              </m:accPr>
+            <m:limLow>
               <m:e>
                 <m:r>
                   <m:t>θ</m:t>
                 </m:r>
               </m:e>
-            </m:acc>
+              <m:lim>
+                <m:r>
+                  <m:rPr>
+                    <m:sty m:val="p"/>
+                  </m:rPr>
+                  <m:t>∼</m:t>
+                </m:r>
+              </m:lim>
+            </m:limLow>
           </m:e>
           <m:sup>
             <m:r>
@@ -16330,16 +16745,21 @@
         <w:t xml:space="preserve"> </w:t>
       </w:r>
       <m:oMath>
-        <m:acc>
-          <m:accPr>
-            <m:chr m:val="̃"/>
-          </m:accPr>
+        <m:limLow>
           <m:e>
             <m:r>
               <m:t>θ</m:t>
             </m:r>
           </m:e>
-        </m:acc>
+          <m:lim>
+            <m:r>
+              <m:rPr>
+                <m:sty m:val="p"/>
+              </m:rPr>
+              <m:t>∼</m:t>
+            </m:r>
+          </m:lim>
+        </m:limLow>
         <m:r>
           <m:rPr>
             <m:sty m:val="p"/>
@@ -16485,16 +16905,21 @@
         </m:r>
         <m:sSub>
           <m:e>
-            <m:acc>
-              <m:accPr>
-                <m:chr m:val="̃"/>
-              </m:accPr>
+            <m:limLow>
               <m:e>
                 <m:r>
                   <m:t>θ</m:t>
                 </m:r>
               </m:e>
-            </m:acc>
+              <m:lim>
+                <m:r>
+                  <m:rPr>
+                    <m:sty m:val="p"/>
+                  </m:rPr>
+                  <m:t>∼</m:t>
+                </m:r>
+              </m:lim>
+            </m:limLow>
           </m:e>
           <m:sub>
             <m:r>
@@ -16514,16 +16939,21 @@
           </m:rPr>
           <m:t>,</m:t>
         </m:r>
-        <m:acc>
-          <m:accPr>
-            <m:chr m:val="̃"/>
-          </m:accPr>
+        <m:limLow>
           <m:e>
             <m:r>
               <m:t>y</m:t>
             </m:r>
           </m:e>
-        </m:acc>
+          <m:lim>
+            <m:r>
+              <m:rPr>
+                <m:sty m:val="p"/>
+              </m:rPr>
+              <m:t>∼</m:t>
+            </m:r>
+          </m:lim>
+        </m:limLow>
         <m:r>
           <m:rPr>
             <m:sty m:val="p"/>
@@ -16546,16 +16976,21 @@
       <m:oMath>
         <m:sSub>
           <m:e>
-            <m:acc>
-              <m:accPr>
-                <m:chr m:val="̃"/>
-              </m:accPr>
+            <m:limLow>
               <m:e>
                 <m:r>
                   <m:t>θ</m:t>
                 </m:r>
               </m:e>
-            </m:acc>
+              <m:lim>
+                <m:r>
+                  <m:rPr>
+                    <m:sty m:val="p"/>
+                  </m:rPr>
+                  <m:t>∼</m:t>
+                </m:r>
+              </m:lim>
+            </m:limLow>
           </m:e>
           <m:sub>
             <m:r>
@@ -16580,16 +17015,21 @@
         <w:t xml:space="preserve"> </w:t>
       </w:r>
       <m:oMath>
-        <m:acc>
-          <m:accPr>
-            <m:chr m:val="̃"/>
-          </m:accPr>
+        <m:limLow>
           <m:e>
             <m:r>
               <m:t>θ</m:t>
             </m:r>
           </m:e>
-        </m:acc>
+          <m:lim>
+            <m:r>
+              <m:rPr>
+                <m:sty m:val="p"/>
+              </m:rPr>
+              <m:t>∼</m:t>
+            </m:r>
+          </m:lim>
+        </m:limLow>
       </m:oMath>
       <w:r>
         <w:t xml:space="preserve"> </w:t>
@@ -16659,16 +17099,21 @@
       <m:oMath>
         <m:sSup>
           <m:e>
-            <m:acc>
-              <m:accPr>
-                <m:chr m:val="̃"/>
-              </m:accPr>
+            <m:limLow>
               <m:e>
                 <m:r>
                   <m:t>θ</m:t>
                 </m:r>
               </m:e>
-            </m:acc>
+              <m:lim>
+                <m:r>
+                  <m:rPr>
+                    <m:sty m:val="p"/>
+                  </m:rPr>
+                  <m:t>∼</m:t>
+                </m:r>
+              </m:lim>
+            </m:limLow>
           </m:e>
           <m:sup>
             <m:r>
@@ -16710,16 +17155,21 @@
       <m:oMath>
         <m:sSup>
           <m:e>
-            <m:acc>
-              <m:accPr>
-                <m:chr m:val="̃"/>
-              </m:accPr>
+            <m:limLow>
               <m:e>
                 <m:r>
                   <m:t>θ</m:t>
                 </m:r>
               </m:e>
-            </m:acc>
+              <m:lim>
+                <m:r>
+                  <m:rPr>
+                    <m:sty m:val="p"/>
+                  </m:rPr>
+                  <m:t>∼</m:t>
+                </m:r>
+              </m:lim>
+            </m:limLow>
           </m:e>
           <m:sup>
             <m:r>
@@ -22967,16 +23417,21 @@
         <w:t xml:space="preserve"> </w:t>
       </w:r>
       <m:oMath>
-        <m:acc>
-          <m:accPr>
-            <m:chr m:val="̃"/>
-          </m:accPr>
+        <m:limLow>
           <m:e>
             <m:r>
               <m:t>θ</m:t>
             </m:r>
           </m:e>
-        </m:acc>
+          <m:lim>
+            <m:r>
+              <m:rPr>
+                <m:sty m:val="p"/>
+              </m:rPr>
+              <m:t>∼</m:t>
+            </m:r>
+          </m:lim>
+        </m:limLow>
       </m:oMath>
       <w:r>
         <w:t xml:space="preserve"> </w:t>
@@ -23003,16 +23458,21 @@
             </m:rPr>
             <m:t>(</m:t>
           </m:r>
-          <m:acc>
-            <m:accPr>
-              <m:chr m:val="̃"/>
-            </m:accPr>
+          <m:limLow>
             <m:e>
               <m:r>
                 <m:t>θ</m:t>
               </m:r>
             </m:e>
-          </m:acc>
+            <m:lim>
+              <m:r>
+                <m:rPr>
+                  <m:sty m:val="p"/>
+                </m:rPr>
+                <m:t>∼</m:t>
+              </m:r>
+            </m:lim>
+          </m:limLow>
           <m:r>
             <m:rPr>
               <m:sty m:val="p"/>
@@ -23065,32 +23525,42 @@
             </m:rPr>
             <m:t>(</m:t>
           </m:r>
-          <m:acc>
-            <m:accPr>
-              <m:chr m:val="̃"/>
-            </m:accPr>
+          <m:limLow>
             <m:e>
               <m:r>
                 <m:t>y</m:t>
               </m:r>
             </m:e>
-          </m:acc>
+            <m:lim>
+              <m:r>
+                <m:rPr>
+                  <m:sty m:val="p"/>
+                </m:rPr>
+                <m:t>∼</m:t>
+              </m:r>
+            </m:lim>
+          </m:limLow>
           <m:r>
             <m:rPr>
               <m:sty m:val="p"/>
             </m:rPr>
             <m:t>∣</m:t>
           </m:r>
-          <m:acc>
-            <m:accPr>
-              <m:chr m:val="̃"/>
-            </m:accPr>
+          <m:limLow>
             <m:e>
               <m:r>
                 <m:t>θ</m:t>
               </m:r>
             </m:e>
-          </m:acc>
+            <m:lim>
+              <m:r>
+                <m:rPr>
+                  <m:sty m:val="p"/>
+                </m:rPr>
+                <m:t>∼</m:t>
+              </m:r>
+            </m:lim>
+          </m:limLow>
           <m:r>
             <m:rPr>
               <m:sty m:val="p"/>
@@ -23141,16 +23611,21 @@
         <w:t xml:space="preserve"> </w:t>
       </w:r>
       <m:oMath>
-        <m:acc>
-          <m:accPr>
-            <m:chr m:val="̃"/>
-          </m:accPr>
+        <m:limLow>
           <m:e>
             <m:r>
               <m:t>θ</m:t>
             </m:r>
           </m:e>
-        </m:acc>
+          <m:lim>
+            <m:r>
+              <m:rPr>
+                <m:sty m:val="p"/>
+              </m:rPr>
+              <m:t>∼</m:t>
+            </m:r>
+          </m:lim>
+        </m:limLow>
       </m:oMath>
       <w:r>
         <w:t xml:space="preserve">,</w:t>
@@ -23240,16 +23715,21 @@
               </m:rPr>
               <m:t>(</m:t>
             </m:r>
-            <m:acc>
-              <m:accPr>
-                <m:chr m:val="̃"/>
-              </m:accPr>
+            <m:limLow>
               <m:e>
                 <m:r>
                   <m:t>θ</m:t>
                 </m:r>
               </m:e>
-            </m:acc>
+              <m:lim>
+                <m:r>
+                  <m:rPr>
+                    <m:sty m:val="p"/>
+                  </m:rPr>
+                  <m:t>∼</m:t>
+                </m:r>
+              </m:lim>
+            </m:limLow>
             <m:r>
               <m:rPr>
                 <m:sty m:val="p"/>
@@ -23262,16 +23742,21 @@
               </m:rPr>
               <m:t>∣</m:t>
             </m:r>
-            <m:acc>
-              <m:accPr>
-                <m:chr m:val="̃"/>
-              </m:accPr>
+            <m:limLow>
               <m:e>
                 <m:r>
                   <m:t>y</m:t>
                 </m:r>
               </m:e>
-            </m:acc>
+              <m:lim>
+                <m:r>
+                  <m:rPr>
+                    <m:sty m:val="p"/>
+                  </m:rPr>
+                  <m:t>∼</m:t>
+                </m:r>
+              </m:lim>
+            </m:limLow>
           </m:e>
         </m:d>
         <m:r>
@@ -23313,16 +23798,21 @@
             <m:chr m:val="‾"/>
           </m:accPr>
           <m:e>
-            <m:acc>
-              <m:accPr>
-                <m:chr m:val="̃"/>
-              </m:accPr>
+            <m:limLow>
               <m:e>
                 <m:r>
                   <m:t>θ</m:t>
                 </m:r>
               </m:e>
-            </m:acc>
+              <m:lim>
+                <m:r>
+                  <m:rPr>
+                    <m:sty m:val="p"/>
+                  </m:rPr>
+                  <m:t>∼</m:t>
+                </m:r>
+              </m:lim>
+            </m:limLow>
           </m:e>
         </m:acc>
         <m:limUpp>
@@ -23361,32 +23851,42 @@
             <m:grow/>
           </m:dPr>
           <m:e>
-            <m:acc>
-              <m:accPr>
-                <m:chr m:val="̃"/>
-              </m:accPr>
+            <m:limLow>
               <m:e>
                 <m:r>
                   <m:t>θ</m:t>
                 </m:r>
               </m:e>
-            </m:acc>
+              <m:lim>
+                <m:r>
+                  <m:rPr>
+                    <m:sty m:val="p"/>
+                  </m:rPr>
+                  <m:t>∼</m:t>
+                </m:r>
+              </m:lim>
+            </m:limLow>
             <m:r>
               <m:rPr>
                 <m:sty m:val="p"/>
               </m:rPr>
               <m:t>∣</m:t>
             </m:r>
-            <m:acc>
-              <m:accPr>
-                <m:chr m:val="̃"/>
-              </m:accPr>
+            <m:limLow>
               <m:e>
                 <m:r>
                   <m:t>y</m:t>
                 </m:r>
               </m:e>
-            </m:acc>
+              <m:lim>
+                <m:r>
+                  <m:rPr>
+                    <m:sty m:val="p"/>
+                  </m:rPr>
+                  <m:t>∼</m:t>
+                </m:r>
+              </m:lim>
+            </m:limLow>
           </m:e>
         </m:d>
         <m:r>
@@ -23492,16 +23992,21 @@
               <m:chr m:val="‾"/>
             </m:accPr>
             <m:e>
-              <m:acc>
-                <m:accPr>
-                  <m:chr m:val="̃"/>
-                </m:accPr>
+              <m:limLow>
                 <m:e>
                   <m:r>
                     <m:t>θ</m:t>
                   </m:r>
                 </m:e>
-              </m:acc>
+                <m:lim>
+                  <m:r>
+                    <m:rPr>
+                      <m:sty m:val="p"/>
+                    </m:rPr>
+                    <m:t>∼</m:t>
+                  </m:r>
+                </m:lim>
+              </m:limLow>
             </m:e>
           </m:acc>
           <m:r>
@@ -23603,16 +24108,21 @@
               <m:chr m:val="‾"/>
             </m:accPr>
             <m:e>
-              <m:acc>
-                <m:accPr>
-                  <m:chr m:val="̃"/>
-                </m:accPr>
+              <m:limLow>
                 <m:e>
                   <m:r>
                     <m:t>θ</m:t>
                   </m:r>
                 </m:e>
-              </m:acc>
+                <m:lim>
+                  <m:r>
+                    <m:rPr>
+                      <m:sty m:val="p"/>
+                    </m:rPr>
+                    <m:t>∼</m:t>
+                  </m:r>
+                </m:lim>
+              </m:limLow>
             </m:e>
           </m:acc>
           <m:r>
@@ -23796,16 +24306,21 @@
                   <m:chr m:val="‾"/>
                 </m:accPr>
                 <m:e>
-                  <m:acc>
-                    <m:accPr>
-                      <m:chr m:val="̃"/>
-                    </m:accPr>
+                  <m:limLow>
                     <m:e>
                       <m:r>
                         <m:t>θ</m:t>
                       </m:r>
                     </m:e>
-                  </m:acc>
+                    <m:lim>
+                      <m:r>
+                        <m:rPr>
+                          <m:sty m:val="p"/>
+                        </m:rPr>
+                        <m:t>∼</m:t>
+                      </m:r>
+                    </m:lim>
+                  </m:limLow>
                 </m:e>
               </m:acc>
               <m:r>
@@ -23864,16 +24379,21 @@
                       <m:chr m:val="‾"/>
                     </m:accPr>
                     <m:e>
-                      <m:acc>
-                        <m:accPr>
-                          <m:chr m:val="̃"/>
-                        </m:accPr>
+                      <m:limLow>
                         <m:e>
                           <m:r>
                             <m:t>θ</m:t>
                           </m:r>
                         </m:e>
-                      </m:acc>
+                        <m:lim>
+                          <m:r>
+                            <m:rPr>
+                              <m:sty m:val="p"/>
+                            </m:rPr>
+                            <m:t>∼</m:t>
+                          </m:r>
+                        </m:lim>
+                      </m:limLow>
                     </m:e>
                   </m:acc>
                   <m:r>
@@ -23963,16 +24483,21 @@
                   <m:chr m:val="‾"/>
                 </m:accPr>
                 <m:e>
-                  <m:acc>
-                    <m:accPr>
-                      <m:chr m:val="̃"/>
-                    </m:accPr>
+                  <m:limLow>
                     <m:e>
                       <m:r>
                         <m:t>θ</m:t>
                       </m:r>
                     </m:e>
-                  </m:acc>
+                    <m:lim>
+                      <m:r>
+                        <m:rPr>
+                          <m:sty m:val="p"/>
+                        </m:rPr>
+                        <m:t>∼</m:t>
+                      </m:r>
+                    </m:lim>
+                  </m:limLow>
                 </m:e>
               </m:acc>
               <m:r>
@@ -24062,16 +24587,21 @@
                       <m:chr m:val="‾"/>
                     </m:accPr>
                     <m:e>
-                      <m:acc>
-                        <m:accPr>
-                          <m:chr m:val="̃"/>
-                        </m:accPr>
+                      <m:limLow>
                         <m:e>
                           <m:r>
                             <m:t>θ</m:t>
                           </m:r>
                         </m:e>
-                      </m:acc>
+                        <m:lim>
+                          <m:r>
+                            <m:rPr>
+                              <m:sty m:val="p"/>
+                            </m:rPr>
+                            <m:t>∼</m:t>
+                          </m:r>
+                        </m:lim>
+                      </m:limLow>
                     </m:e>
                   </m:acc>
                   <m:r>
@@ -24225,16 +24755,21 @@
             <m:chr m:val="‾"/>
           </m:accPr>
           <m:e>
-            <m:acc>
-              <m:accPr>
-                <m:chr m:val="̃"/>
-              </m:accPr>
+            <m:limLow>
               <m:e>
                 <m:r>
                   <m:t>θ</m:t>
                 </m:r>
               </m:e>
-            </m:acc>
+              <m:lim>
+                <m:r>
+                  <m:rPr>
+                    <m:sty m:val="p"/>
+                  </m:rPr>
+                  <m:t>∼</m:t>
+                </m:r>
+              </m:lim>
+            </m:limLow>
           </m:e>
         </m:acc>
         <m:r>
@@ -24348,16 +24883,21 @@
             <m:chr m:val="‾"/>
           </m:accPr>
           <m:e>
-            <m:acc>
-              <m:accPr>
-                <m:chr m:val="̃"/>
-              </m:accPr>
+            <m:limLow>
               <m:e>
                 <m:r>
                   <m:t>θ</m:t>
                 </m:r>
               </m:e>
-            </m:acc>
+              <m:lim>
+                <m:r>
+                  <m:rPr>
+                    <m:sty m:val="p"/>
+                  </m:rPr>
+                  <m:t>∼</m:t>
+                </m:r>
+              </m:lim>
+            </m:limLow>
           </m:e>
         </m:acc>
       </m:oMath>
